--- a/backend/storage/reports/docx/MoneyTrace_Dashboard_Summary_20261010.docx
+++ b/backend/storage/reports/docx/MoneyTrace_Dashboard_Summary_20261010.docx
@@ -12,7 +12,7 @@
     </w:p>
     <w:p>
       <w:r>
-        <w:t>Generated: 2026-10-10 15:49 UTC</w:t>
+        <w:t>Generated: 2026-10-10 18:07 UTC</w:t>
       </w:r>
     </w:p>
     <w:tbl>
@@ -44,7 +44,7 @@
           </w:tcPr>
           <w:p>
             <w:r>
-              <w:t>5,246 (INR 144,510,342.70)</w:t>
+              <w:t>5,246 (INR 144,312,142.70)</w:t>
             </w:r>
           </w:p>
         </w:tc>
